--- a/flow/20230914_vu_template/drafts/2024-02-u/17-СБ-Теодора Тирона.docx
+++ b/flow/20230914_vu_template/drafts/2024-02-u/17-СБ-Теодора Тирона.docx
@@ -3,33 +3,30 @@
 <w:document xmlns:mc="http://schemas.openxmlformats.org/markup-compatibility/2006" xmlns:o="urn:schemas-microsoft-com:office:office" xmlns:r="http://schemas.openxmlformats.org/officeDocument/2006/relationships" xmlns:m="http://schemas.openxmlformats.org/officeDocument/2006/math" xmlns:v="urn:schemas-microsoft-com:vml" xmlns:wp="http://schemas.openxmlformats.org/drawingml/2006/wordprocessingDrawing" xmlns:w10="urn:schemas-microsoft-com:office:word" xmlns:w="http://schemas.openxmlformats.org/wordprocessingml/2006/main" xmlns:wne="http://schemas.microsoft.com/office/word/2006/wordml" xmlns:sl="http://schemas.openxmlformats.org/schemaLibrary/2006/main" xmlns:a="http://schemas.openxmlformats.org/drawingml/2006/main" xmlns:pic="http://schemas.openxmlformats.org/drawingml/2006/picture" xmlns:c="http://schemas.openxmlformats.org/drawingml/2006/chart" xmlns:lc="http://schemas.openxmlformats.org/drawingml/2006/lockedCanvas" xmlns:dgm="http://schemas.openxmlformats.org/drawingml/2006/diagram" xmlns:wps="http://schemas.microsoft.com/office/word/2010/wordprocessingShape" xmlns:wpg="http://schemas.microsoft.com/office/word/2010/wordprocessingGroup" xmlns:w14="http://schemas.microsoft.com/office/word/2010/wordml" xmlns:w15="http://schemas.microsoft.com/office/word/2012/wordml">
   <w:body>
     <w:p>
-      <w:pPr>
-        <w:spacing w:after="120" w:lineRule="auto"/>
-        <w:rPr>
-          <w:rFonts w:ascii="Times New Roman" w:cs="Times New Roman" w:eastAsia="Times New Roman" w:hAnsi="Times New Roman"/>
-          <w:sz w:val="24"/>
-          <w:szCs w:val="24"/>
-        </w:rPr>
-      </w:pPr>
-      <w:r>
-        <w:rPr>
-          <w:rtl w:val="0"/>
-        </w:rPr>
-      </w:r>
-    </w:p>
-    <w:p>
-      <w:pPr>
-        <w:spacing w:after="120" w:lineRule="auto"/>
-        <w:rPr>
-          <w:rFonts w:ascii="Times New Roman" w:cs="Times New Roman" w:eastAsia="Times New Roman" w:hAnsi="Times New Roman"/>
-          <w:sz w:val="24"/>
-          <w:szCs w:val="24"/>
-        </w:rPr>
-      </w:pPr>
-      <w:r>
-        <w:rPr>
-          <w:rtl w:val="0"/>
-        </w:rPr>
+      <w:r>
+        <w:rPr>
+          <w:rFonts w:ascii="Times New Roman" w:hAnsi="Times New Roman"/>
+          <w:sz w:val="24"/>
+        </w:rPr>
+        <w:t>Лютий 17 Субота</w:t>
+      </w:r>
+    </w:p>
+    <w:p>
+      <w:r>
+        <w:rPr>
+          <w:rFonts w:ascii="Times New Roman" w:hAnsi="Times New Roman"/>
+          <w:sz w:val="24"/>
+        </w:rPr>
+        <w:t>Субота 37 по П'ятидесятниці</w:t>
+      </w:r>
+    </w:p>
+    <w:p>
+      <w:r>
+        <w:rPr>
+          <w:rFonts w:ascii="Times New Roman" w:hAnsi="Times New Roman"/>
+          <w:sz w:val="24"/>
+        </w:rPr>
+        <w:t xml:space="preserve">🕃 Святого великомученика Теодора Тирона </w:t>
       </w:r>
     </w:p>
     <w:p>
@@ -5785,92 +5782,148 @@
     </w:p>
     <w:p>
       <w:pPr>
-        <w:spacing w:after="120" w:lineRule="auto"/>
-        <w:jc w:val="both"/>
-        <w:rPr>
-          <w:rFonts w:ascii="Times New Roman" w:cs="Times New Roman" w:eastAsia="Times New Roman" w:hAnsi="Times New Roman"/>
-          <w:sz w:val="24"/>
-          <w:szCs w:val="24"/>
-        </w:rPr>
-      </w:pPr>
-      <w:r>
-        <w:rPr>
-          <w:rtl w:val="0"/>
-        </w:rPr>
-      </w:r>
-    </w:p>
-    <w:p>
-      <w:pPr>
-        <w:spacing w:after="120" w:lineRule="auto"/>
-        <w:jc w:val="both"/>
-        <w:rPr>
-          <w:rFonts w:ascii="Times New Roman" w:cs="Times New Roman" w:eastAsia="Times New Roman" w:hAnsi="Times New Roman"/>
-          <w:sz w:val="24"/>
-          <w:szCs w:val="24"/>
-        </w:rPr>
-      </w:pPr>
-      <w:r>
-        <w:rPr>
-          <w:rFonts w:ascii="Times New Roman" w:cs="Times New Roman" w:eastAsia="Times New Roman" w:hAnsi="Times New Roman"/>
-          <w:i w:val="1"/>
-          <w:color w:val="ff0000"/>
-          <w:sz w:val="24"/>
-          <w:szCs w:val="24"/>
-          <w:rtl w:val="0"/>
-        </w:rPr>
-        <w:t xml:space="preserve">тропар</w:t>
-      </w:r>
-      <w:r>
-        <w:rPr>
-          <w:rtl w:val="0"/>
-        </w:rPr>
-      </w:r>
-    </w:p>
-    <w:p>
-      <w:pPr>
-        <w:spacing w:after="120" w:lineRule="auto"/>
-        <w:jc w:val="both"/>
-        <w:rPr>
-          <w:rFonts w:ascii="Times New Roman" w:cs="Times New Roman" w:eastAsia="Times New Roman" w:hAnsi="Times New Roman"/>
-          <w:sz w:val="24"/>
-          <w:szCs w:val="24"/>
-        </w:rPr>
-      </w:pPr>
-      <w:r>
-        <w:rPr>
-          <w:rFonts w:ascii="Times New Roman" w:cs="Times New Roman" w:eastAsia="Times New Roman" w:hAnsi="Times New Roman"/>
-          <w:b w:val="1"/>
-          <w:sz w:val="24"/>
-          <w:szCs w:val="24"/>
-          <w:rtl w:val="0"/>
-        </w:rPr>
-        <w:t xml:space="preserve">Слава: і нині:</w:t>
-      </w:r>
-      <w:r>
-        <w:rPr>
-          <w:rFonts w:ascii="Times New Roman" w:cs="Times New Roman" w:eastAsia="Times New Roman" w:hAnsi="Times New Roman"/>
-          <w:sz w:val="24"/>
-          <w:szCs w:val="24"/>
-          <w:rtl w:val="0"/>
+        <w:pStyle w:val="Normal"/>
+      </w:pPr>
+      <w:r>
+        <w:rPr>
+          <w:rFonts w:ascii="Times New Roman" w:hAnsi="Times New Roman"/>
+          <w:i/>
+          <w:color w:val="FF0000"/>
+          <w:sz w:val="24"/>
+        </w:rPr>
+        <w:t>Тропар</w:t>
+      </w:r>
+      <w:r>
+        <w:rPr>
+          <w:rFonts w:ascii="Times New Roman" w:hAnsi="Times New Roman"/>
+          <w:color w:val="FF0000"/>
+          <w:sz w:val="24"/>
         </w:rPr>
         <w:t xml:space="preserve"> </w:t>
       </w:r>
-    </w:p>
-    <w:p>
-      <w:pPr>
-        <w:spacing w:after="120" w:lineRule="auto"/>
-        <w:jc w:val="both"/>
-        <w:rPr>
-          <w:rFonts w:ascii="Times New Roman" w:cs="Times New Roman" w:eastAsia="Times New Roman" w:hAnsi="Times New Roman"/>
-          <w:sz w:val="24"/>
-          <w:szCs w:val="24"/>
-        </w:rPr>
-      </w:pPr>
-      <w:r>
-        <w:rPr>
-          <w:rtl w:val="0"/>
-        </w:rPr>
-      </w:r>
+      <w:r>
+        <w:rPr>
+          <w:rFonts w:ascii="Times New Roman" w:hAnsi="Times New Roman"/>
+          <w:i/>
+          <w:color w:val="FF0000"/>
+          <w:sz w:val="24"/>
+        </w:rPr>
+        <w:t>(г. 2):</w:t>
+      </w:r>
+      <w:r>
+        <w:rPr>
+          <w:rFonts w:ascii="Times New Roman" w:hAnsi="Times New Roman"/>
+          <w:sz w:val="24"/>
+        </w:rPr>
+        <w:t xml:space="preserve"> Великі віри сповнення,</w:t>
+      </w:r>
+      <w:r>
+        <w:rPr>
+          <w:rFonts w:ascii="Times New Roman" w:hAnsi="Times New Roman"/>
+          <w:sz w:val="24"/>
+          <w:highlight w:val="white"/>
+        </w:rPr>
+        <w:t>*</w:t>
+      </w:r>
+      <w:r>
+        <w:rPr>
+          <w:rFonts w:ascii="Times New Roman" w:hAnsi="Times New Roman"/>
+          <w:sz w:val="24"/>
+        </w:rPr>
+        <w:t xml:space="preserve"> в джерелі вогню, як на водах упокоєння, святий мученик Теодор радувався.</w:t>
+      </w:r>
+      <w:r>
+        <w:rPr>
+          <w:rFonts w:ascii="Times New Roman" w:hAnsi="Times New Roman"/>
+          <w:sz w:val="24"/>
+          <w:highlight w:val="white"/>
+        </w:rPr>
+        <w:t>*</w:t>
+      </w:r>
+      <w:r>
+        <w:rPr>
+          <w:rFonts w:ascii="Times New Roman" w:hAnsi="Times New Roman"/>
+          <w:sz w:val="24"/>
+        </w:rPr>
+        <w:t xml:space="preserve"> Обпалившись бо вогнем, як хліб солодкий Тройці принісся.</w:t>
+      </w:r>
+      <w:r>
+        <w:rPr>
+          <w:rFonts w:ascii="Times New Roman" w:hAnsi="Times New Roman"/>
+          <w:sz w:val="24"/>
+          <w:highlight w:val="white"/>
+        </w:rPr>
+        <w:t>*</w:t>
+      </w:r>
+      <w:r>
+        <w:rPr>
+          <w:rFonts w:ascii="Times New Roman" w:hAnsi="Times New Roman"/>
+          <w:sz w:val="24"/>
+        </w:rPr>
+        <w:t xml:space="preserve"> Його молитвами, Христе Боже, спаси душі наші.</w:t>
+      </w:r>
+    </w:p>
+    <w:p>
+      <w:pPr>
+        <w:pStyle w:val="a"/>
+      </w:pPr>
+      <w:r>
+        <w:rPr>
+          <w:rFonts w:ascii="Times New Roman" w:hAnsi="Times New Roman"/>
+          <w:b/>
+          <w:sz w:val="24"/>
+        </w:rPr>
+        <w:t xml:space="preserve">Слава, і нині: </w:t>
+      </w:r>
+      <w:r>
+        <w:rPr>
+          <w:rFonts w:ascii="Times New Roman" w:hAnsi="Times New Roman"/>
+          <w:i/>
+          <w:color w:val="FF0000"/>
+          <w:sz w:val="24"/>
+        </w:rPr>
+        <w:t xml:space="preserve">Богородичний (г. 2): </w:t>
+      </w:r>
+      <w:r>
+        <w:rPr>
+          <w:rFonts w:ascii="Times New Roman" w:hAnsi="Times New Roman"/>
+          <w:sz w:val="24"/>
+        </w:rPr>
+        <w:t xml:space="preserve">Вищі понад розум і преславні всі твої таємниці, Богородице!* При </w:t>
+      </w:r>
+      <w:r>
+        <w:rPr>
+          <w:rFonts w:ascii="Times New Roman" w:hAnsi="Times New Roman"/>
+          <w:sz w:val="24"/>
+        </w:rPr>
+        <w:t>ненарушеній</w:t>
+      </w:r>
+      <w:r>
+        <w:rPr>
+          <w:rFonts w:ascii="Times New Roman" w:hAnsi="Times New Roman"/>
+          <w:sz w:val="24"/>
+        </w:rPr>
+        <w:t xml:space="preserve"> чистоті і збереженому </w:t>
+      </w:r>
+      <w:r>
+        <w:rPr>
+          <w:rFonts w:ascii="Times New Roman" w:hAnsi="Times New Roman"/>
+          <w:sz w:val="24"/>
+        </w:rPr>
+        <w:t>дівстві</w:t>
+      </w:r>
+      <w:r>
+        <w:rPr>
+          <w:rFonts w:ascii="Times New Roman" w:hAnsi="Times New Roman"/>
+          <w:sz w:val="24"/>
+        </w:rPr>
+        <w:t>* появилася ти Матір'ю пречистою,* породивши правдивого Бога.* Тож моли його, щоб спаслися душі наші.</w:t>
+      </w:r>
+    </w:p>
+    <w:p>
+      <w:pPr>
+        <w:pStyle w:val="a"/>
+      </w:pPr>
     </w:p>
     <w:p>
       <w:pPr>
@@ -6776,64 +6829,12 @@
       </w:r>
     </w:p>
     <w:p>
-      <w:pPr>
-        <w:spacing w:after="120" w:lineRule="auto"/>
-        <w:jc w:val="both"/>
-        <w:rPr>
-          <w:rFonts w:ascii="Times New Roman" w:cs="Times New Roman" w:eastAsia="Times New Roman" w:hAnsi="Times New Roman"/>
-          <w:sz w:val="24"/>
-          <w:szCs w:val="24"/>
-        </w:rPr>
-      </w:pPr>
-      <w:r>
-        <w:rPr>
-          <w:rFonts w:ascii="Times New Roman" w:cs="Times New Roman" w:eastAsia="Times New Roman" w:hAnsi="Times New Roman"/>
-          <w:i w:val="1"/>
-          <w:color w:val="ff0000"/>
-          <w:sz w:val="24"/>
-          <w:szCs w:val="24"/>
-          <w:rtl w:val="0"/>
-        </w:rPr>
-        <w:t xml:space="preserve">Священик:</w:t>
-      </w:r>
-      <w:r>
-        <w:rPr>
-          <w:rFonts w:ascii="Times New Roman" w:cs="Times New Roman" w:eastAsia="Times New Roman" w:hAnsi="Times New Roman"/>
-          <w:color w:val="ff0000"/>
-          <w:sz w:val="24"/>
-          <w:szCs w:val="24"/>
-          <w:rtl w:val="0"/>
-        </w:rPr>
-        <w:t xml:space="preserve"> </w:t>
-      </w:r>
-      <w:r>
-        <w:rPr>
-          <w:rFonts w:ascii="Times New Roman" w:cs="Times New Roman" w:eastAsia="Times New Roman" w:hAnsi="Times New Roman"/>
-          <w:sz w:val="24"/>
-          <w:szCs w:val="24"/>
-          <w:rtl w:val="0"/>
-        </w:rPr>
-        <w:t xml:space="preserve">Христос, істинний Бог наш, молитвами пречистої своєї Матері, силою чесного і животворящого хреста, заступництвом чесних небесних сил безплотних, чесного і славного пророка, предтечі і христителя Йоана, святих, славних і всехвальних апостолів, святого отця нашого Миколая, архиєпископа Мирлікійського, чудотворця, святих, славних і переможних мучеників, преподобних і богоносних отців наших, святих і праведних богоотців Йоакима й Анни, і святого (</w:t>
-      </w:r>
-      <w:r>
-        <w:rPr>
-          <w:rFonts w:ascii="Times New Roman" w:cs="Times New Roman" w:eastAsia="Times New Roman" w:hAnsi="Times New Roman"/>
-          <w:i w:val="1"/>
-          <w:color w:val="ff0000"/>
-          <w:sz w:val="24"/>
-          <w:szCs w:val="24"/>
-          <w:rtl w:val="0"/>
-        </w:rPr>
-        <w:t xml:space="preserve">ім'я, якого є храм</w:t>
-      </w:r>
-      <w:r>
-        <w:rPr>
-          <w:rFonts w:ascii="Times New Roman" w:cs="Times New Roman" w:eastAsia="Times New Roman" w:hAnsi="Times New Roman"/>
-          <w:sz w:val="24"/>
-          <w:szCs w:val="24"/>
-          <w:rtl w:val="0"/>
-        </w:rPr>
-        <w:t xml:space="preserve">), і святого    , і всіх святих, помилує і спасе нас, як благий і чоловіколюбець.</w:t>
+      <w:r>
+        <w:rPr>
+          <w:rFonts w:ascii="Times New Roman" w:hAnsi="Times New Roman"/>
+          <w:sz w:val="24"/>
+        </w:rPr>
+        <w:t>Священик: Христос, істинний Бог наш, молитвами пречистої своєї Матері, силою чесного і животворного Хреста, заступництвом чесних небесних сил безтілесних, чесного, славного пророка, предтечі і христителя Йоана, святих, славних і всехвальних апостолів, святого отця нашого Миколая, архиєпископа мирлікійського, чудотворця, святих славних і переможних мучеників, преподобних і богоносних отців наших, святих і праведних богоотців Йоакима й Анни, святого, якого є храм, святого великомученика Теодора Тирона і всіх святих, помилує і спасе нас, як благий і чоловіколюбець.</w:t>
       </w:r>
     </w:p>
     <w:p>
@@ -10929,10 +10930,9 @@
           <w:rFonts w:ascii="Times New Roman" w:cs="Times New Roman" w:eastAsia="Times New Roman" w:hAnsi="Times New Roman"/>
           <w:i w:val="1"/>
           <w:color w:val="ff0000"/>
-          <w:highlight w:val="yellow"/>
-          <w:rtl w:val="0"/>
-        </w:rPr>
-        <w:t xml:space="preserve">???</w:t>
+          <w:rtl w:val="0"/>
+        </w:rPr>
+        <w:t>2</w:t>
       </w:r>
       <w:r>
         <w:rPr>
@@ -11193,135 +11193,120 @@
     </w:p>
     <w:p>
       <w:pPr>
-        <w:spacing w:after="120" w:lineRule="auto"/>
-        <w:jc w:val="both"/>
-        <w:rPr>
-          <w:rFonts w:ascii="Times New Roman" w:cs="Times New Roman" w:eastAsia="Times New Roman" w:hAnsi="Times New Roman"/>
-          <w:b w:val="1"/>
-          <w:sz w:val="24"/>
-          <w:szCs w:val="24"/>
-        </w:rPr>
-      </w:pPr>
-      <w:r>
-        <w:rPr>
-          <w:rtl w:val="0"/>
-        </w:rPr>
-      </w:r>
-    </w:p>
-    <w:p>
-      <w:pPr>
-        <w:spacing w:after="120" w:lineRule="auto"/>
-        <w:jc w:val="both"/>
-        <w:rPr>
-          <w:rFonts w:ascii="Times New Roman" w:cs="Times New Roman" w:eastAsia="Times New Roman" w:hAnsi="Times New Roman"/>
-          <w:i w:val="1"/>
-          <w:sz w:val="24"/>
-          <w:szCs w:val="24"/>
-        </w:rPr>
-      </w:pPr>
-      <w:r>
-        <w:rPr>
-          <w:rFonts w:ascii="Times New Roman" w:cs="Times New Roman" w:eastAsia="Times New Roman" w:hAnsi="Times New Roman"/>
-          <w:b w:val="1"/>
-          <w:sz w:val="24"/>
-          <w:szCs w:val="24"/>
-          <w:rtl w:val="0"/>
-        </w:rPr>
-        <w:t xml:space="preserve">Слава: </w:t>
-      </w:r>
-      <w:r>
-        <w:rPr>
-          <w:rtl w:val="0"/>
-        </w:rPr>
-      </w:r>
-    </w:p>
-    <w:p>
-      <w:pPr>
-        <w:spacing w:after="120" w:lineRule="auto"/>
-        <w:jc w:val="both"/>
-        <w:rPr>
-          <w:rFonts w:ascii="Times New Roman" w:cs="Times New Roman" w:eastAsia="Times New Roman" w:hAnsi="Times New Roman"/>
-          <w:sz w:val="24"/>
-          <w:szCs w:val="24"/>
-        </w:rPr>
-      </w:pPr>
-      <w:r>
-        <w:rPr>
-          <w:rFonts w:ascii="Times New Roman" w:cs="Times New Roman" w:eastAsia="Times New Roman" w:hAnsi="Times New Roman"/>
-          <w:b w:val="1"/>
-          <w:sz w:val="24"/>
-          <w:szCs w:val="24"/>
-          <w:rtl w:val="0"/>
-        </w:rPr>
-        <w:t xml:space="preserve">І нині:</w:t>
-      </w:r>
-      <w:r>
-        <w:rPr>
-          <w:rFonts w:ascii="Times New Roman" w:cs="Times New Roman" w:eastAsia="Times New Roman" w:hAnsi="Times New Roman"/>
-          <w:sz w:val="24"/>
-          <w:szCs w:val="24"/>
-          <w:rtl w:val="0"/>
+        <w:pStyle w:val="Normal"/>
+      </w:pPr>
+      <w:r>
+        <w:rPr>
+          <w:rFonts w:ascii="Times New Roman" w:hAnsi="Times New Roman"/>
+          <w:i/>
+          <w:color w:val="FF0000"/>
+          <w:sz w:val="24"/>
+        </w:rPr>
+        <w:t>Тропар</w:t>
+      </w:r>
+      <w:r>
+        <w:rPr>
+          <w:rFonts w:ascii="Times New Roman" w:hAnsi="Times New Roman"/>
+          <w:color w:val="FF0000"/>
+          <w:sz w:val="24"/>
         </w:rPr>
         <w:t xml:space="preserve"> </w:t>
       </w:r>
-    </w:p>
-    <w:p>
-      <w:pPr>
-        <w:spacing w:after="120" w:lineRule="auto"/>
-        <w:jc w:val="both"/>
-        <w:rPr>
-          <w:rFonts w:ascii="Times New Roman" w:cs="Times New Roman" w:eastAsia="Times New Roman" w:hAnsi="Times New Roman"/>
-          <w:sz w:val="24"/>
-          <w:szCs w:val="24"/>
-        </w:rPr>
-      </w:pPr>
-      <w:r>
-        <w:rPr>
-          <w:rtl w:val="0"/>
-        </w:rPr>
-      </w:r>
-    </w:p>
-    <w:p>
-      <w:pPr>
-        <w:spacing w:after="120" w:lineRule="auto"/>
-        <w:jc w:val="both"/>
-        <w:rPr>
-          <w:rFonts w:ascii="Times New Roman" w:cs="Times New Roman" w:eastAsia="Times New Roman" w:hAnsi="Times New Roman"/>
-          <w:i w:val="1"/>
-          <w:color w:val="ff0000"/>
-          <w:sz w:val="24"/>
-          <w:szCs w:val="24"/>
-        </w:rPr>
-      </w:pPr>
-      <w:r>
-        <w:rPr>
-          <w:rFonts w:ascii="Times New Roman" w:cs="Times New Roman" w:eastAsia="Times New Roman" w:hAnsi="Times New Roman"/>
-          <w:i w:val="1"/>
-          <w:color w:val="ff0000"/>
-          <w:sz w:val="24"/>
-          <w:szCs w:val="24"/>
-          <w:rtl w:val="0"/>
-        </w:rPr>
-        <w:t xml:space="preserve">По тропарях читає читець чергову катизму, після якої диякон перед св. дверми виголошує:</w:t>
-      </w:r>
-    </w:p>
-    <w:p>
-      <w:pPr>
-        <w:spacing w:after="120" w:lineRule="auto"/>
-        <w:jc w:val="both"/>
-        <w:rPr>
-          <w:rFonts w:ascii="Times New Roman" w:cs="Times New Roman" w:eastAsia="Times New Roman" w:hAnsi="Times New Roman"/>
-          <w:i w:val="1"/>
-          <w:color w:val="000000"/>
-          <w:sz w:val="24"/>
-          <w:szCs w:val="24"/>
-        </w:rPr>
-      </w:pPr>
-      <w:r>
-        <w:rPr>
-          <w:rtl w:val="0"/>
-        </w:rPr>
-      </w:r>
+      <w:r>
+        <w:rPr>
+          <w:rFonts w:ascii="Times New Roman" w:hAnsi="Times New Roman"/>
+          <w:i/>
+          <w:color w:val="FF0000"/>
+          <w:sz w:val="24"/>
+        </w:rPr>
+        <w:t>(г. 2):</w:t>
+      </w:r>
+      <w:r>
+        <w:rPr>
+          <w:rFonts w:ascii="Times New Roman" w:hAnsi="Times New Roman"/>
+          <w:sz w:val="24"/>
+        </w:rPr>
+        <w:t xml:space="preserve"> Великі віри сповнення,</w:t>
+      </w:r>
+      <w:r>
+        <w:rPr>
+          <w:rFonts w:ascii="Times New Roman" w:hAnsi="Times New Roman"/>
+          <w:sz w:val="24"/>
+          <w:highlight w:val="white"/>
+        </w:rPr>
+        <w:t>*</w:t>
+      </w:r>
+      <w:r>
+        <w:rPr>
+          <w:rFonts w:ascii="Times New Roman" w:hAnsi="Times New Roman"/>
+          <w:sz w:val="24"/>
+        </w:rPr>
+        <w:t xml:space="preserve"> в джерелі вогню, як на водах упокоєння, святий мученик Теодор радувався.</w:t>
+      </w:r>
+      <w:r>
+        <w:rPr>
+          <w:rFonts w:ascii="Times New Roman" w:hAnsi="Times New Roman"/>
+          <w:sz w:val="24"/>
+          <w:highlight w:val="white"/>
+        </w:rPr>
+        <w:t>*</w:t>
+      </w:r>
+      <w:r>
+        <w:rPr>
+          <w:rFonts w:ascii="Times New Roman" w:hAnsi="Times New Roman"/>
+          <w:sz w:val="24"/>
+        </w:rPr>
+        <w:t xml:space="preserve"> Обпалившись бо вогнем, як хліб солодкий Тройці принісся.</w:t>
+      </w:r>
+      <w:r>
+        <w:rPr>
+          <w:rFonts w:ascii="Times New Roman" w:hAnsi="Times New Roman"/>
+          <w:sz w:val="24"/>
+          <w:highlight w:val="white"/>
+        </w:rPr>
+        <w:t>*</w:t>
+      </w:r>
+      <w:r>
+        <w:rPr>
+          <w:rFonts w:ascii="Times New Roman" w:hAnsi="Times New Roman"/>
+          <w:sz w:val="24"/>
+        </w:rPr>
+        <w:t xml:space="preserve"> Його молитвами, Христе Боже, спаси душі наші.</w:t>
+      </w:r>
+    </w:p>
+    <w:p>
+      <w:pPr>
+        <w:pStyle w:val="a"/>
+      </w:pPr>
+      <w:r>
+        <w:rPr>
+          <w:rFonts w:ascii="Times New Roman" w:hAnsi="Times New Roman"/>
+          <w:b/>
+          <w:sz w:val="24"/>
+        </w:rPr>
+        <w:t xml:space="preserve">Слава, і нині: </w:t>
+      </w:r>
+      <w:r>
+        <w:rPr>
+          <w:rFonts w:ascii="Times New Roman" w:hAnsi="Times New Roman"/>
+          <w:i/>
+          <w:color w:val="FF0000"/>
+          <w:sz w:val="24"/>
+        </w:rPr>
+        <w:t xml:space="preserve">Богородичний (г. 2): </w:t>
+      </w:r>
+      <w:r>
+        <w:rPr>
+          <w:rFonts w:ascii="Times New Roman" w:hAnsi="Times New Roman"/>
+          <w:sz w:val="24"/>
+        </w:rPr>
+        <w:t>Свята Мати несказанного світла!* Ангельськими піснями тебе почитаємо* і побожно величаємо.</w:t>
+      </w:r>
+    </w:p>
+    <w:p>
+      <w:pPr>
+        <w:pStyle w:val="a"/>
+      </w:pPr>
     </w:p>
     <w:p>
       <w:pPr>
@@ -17372,35 +17357,120 @@
     </w:p>
     <w:p>
       <w:pPr>
-        <w:spacing w:after="120" w:lineRule="auto"/>
-        <w:jc w:val="both"/>
-        <w:rPr>
-          <w:rFonts w:ascii="Times New Roman" w:cs="Times New Roman" w:eastAsia="Times New Roman" w:hAnsi="Times New Roman"/>
-          <w:sz w:val="24"/>
-          <w:szCs w:val="24"/>
-        </w:rPr>
-      </w:pPr>
-      <w:r>
-        <w:rPr>
-          <w:rtl w:val="0"/>
-        </w:rPr>
-      </w:r>
-    </w:p>
-    <w:p>
-      <w:pPr>
-        <w:spacing w:after="120" w:lineRule="auto"/>
-        <w:jc w:val="both"/>
-        <w:rPr>
-          <w:rFonts w:ascii="Times New Roman" w:cs="Times New Roman" w:eastAsia="Times New Roman" w:hAnsi="Times New Roman"/>
-          <w:sz w:val="24"/>
-          <w:szCs w:val="24"/>
-        </w:rPr>
-      </w:pPr>
-      <w:r>
-        <w:rPr>
-          <w:rtl w:val="0"/>
-        </w:rPr>
-      </w:r>
+        <w:pStyle w:val="Normal"/>
+      </w:pPr>
+      <w:r>
+        <w:rPr>
+          <w:rFonts w:ascii="Times New Roman" w:hAnsi="Times New Roman"/>
+          <w:i/>
+          <w:color w:val="FF0000"/>
+          <w:sz w:val="24"/>
+        </w:rPr>
+        <w:t>Тропар</w:t>
+      </w:r>
+      <w:r>
+        <w:rPr>
+          <w:rFonts w:ascii="Times New Roman" w:hAnsi="Times New Roman"/>
+          <w:color w:val="FF0000"/>
+          <w:sz w:val="24"/>
+        </w:rPr>
+        <w:t xml:space="preserve"> </w:t>
+      </w:r>
+      <w:r>
+        <w:rPr>
+          <w:rFonts w:ascii="Times New Roman" w:hAnsi="Times New Roman"/>
+          <w:i/>
+          <w:color w:val="FF0000"/>
+          <w:sz w:val="24"/>
+        </w:rPr>
+        <w:t>(г. 2):</w:t>
+      </w:r>
+      <w:r>
+        <w:rPr>
+          <w:rFonts w:ascii="Times New Roman" w:hAnsi="Times New Roman"/>
+          <w:sz w:val="24"/>
+        </w:rPr>
+        <w:t xml:space="preserve"> Великі віри сповнення,</w:t>
+      </w:r>
+      <w:r>
+        <w:rPr>
+          <w:rFonts w:ascii="Times New Roman" w:hAnsi="Times New Roman"/>
+          <w:sz w:val="24"/>
+          <w:highlight w:val="white"/>
+        </w:rPr>
+        <w:t>*</w:t>
+      </w:r>
+      <w:r>
+        <w:rPr>
+          <w:rFonts w:ascii="Times New Roman" w:hAnsi="Times New Roman"/>
+          <w:sz w:val="24"/>
+        </w:rPr>
+        <w:t xml:space="preserve"> в джерелі вогню, як на водах упокоєння, святий мученик Теодор радувався.</w:t>
+      </w:r>
+      <w:r>
+        <w:rPr>
+          <w:rFonts w:ascii="Times New Roman" w:hAnsi="Times New Roman"/>
+          <w:sz w:val="24"/>
+          <w:highlight w:val="white"/>
+        </w:rPr>
+        <w:t>*</w:t>
+      </w:r>
+      <w:r>
+        <w:rPr>
+          <w:rFonts w:ascii="Times New Roman" w:hAnsi="Times New Roman"/>
+          <w:sz w:val="24"/>
+        </w:rPr>
+        <w:t xml:space="preserve"> Обпалившись бо вогнем, як хліб солодкий Тройці принісся.</w:t>
+      </w:r>
+      <w:r>
+        <w:rPr>
+          <w:rFonts w:ascii="Times New Roman" w:hAnsi="Times New Roman"/>
+          <w:sz w:val="24"/>
+          <w:highlight w:val="white"/>
+        </w:rPr>
+        <w:t>*</w:t>
+      </w:r>
+      <w:r>
+        <w:rPr>
+          <w:rFonts w:ascii="Times New Roman" w:hAnsi="Times New Roman"/>
+          <w:sz w:val="24"/>
+        </w:rPr>
+        <w:t xml:space="preserve"> Його молитвами, Христе Боже, спаси душі наші.</w:t>
+      </w:r>
+    </w:p>
+    <w:p>
+      <w:pPr>
+        <w:pStyle w:val="a"/>
+      </w:pPr>
+      <w:r>
+        <w:rPr>
+          <w:rFonts w:ascii="Times New Roman" w:hAnsi="Times New Roman"/>
+          <w:b/>
+          <w:sz w:val="24"/>
+        </w:rPr>
+        <w:t xml:space="preserve">Слава, і нині: </w:t>
+      </w:r>
+      <w:r>
+        <w:rPr>
+          <w:rFonts w:ascii="Times New Roman" w:hAnsi="Times New Roman"/>
+          <w:i/>
+          <w:color w:val="FF0000"/>
+          <w:sz w:val="24"/>
+        </w:rPr>
+        <w:t xml:space="preserve">Богородичний (г. 2): </w:t>
+      </w:r>
+      <w:r>
+        <w:rPr>
+          <w:rFonts w:ascii="Times New Roman" w:hAnsi="Times New Roman"/>
+          <w:sz w:val="24"/>
+        </w:rPr>
+        <w:t>Свята Мати несказанного світла!* Ангельськими піснями тебе почитаємо* і побожно величаємо.</w:t>
+      </w:r>
+    </w:p>
+    <w:p>
+      <w:pPr>
+        <w:pStyle w:val="a"/>
+      </w:pPr>
     </w:p>
     <w:p>
       <w:pPr>
@@ -18103,64 +18173,12 @@
       </w:r>
     </w:p>
     <w:p>
-      <w:pPr>
-        <w:spacing w:after="120" w:lineRule="auto"/>
-        <w:jc w:val="both"/>
-        <w:rPr>
-          <w:rFonts w:ascii="Times New Roman" w:cs="Times New Roman" w:eastAsia="Times New Roman" w:hAnsi="Times New Roman"/>
-          <w:sz w:val="24"/>
-          <w:szCs w:val="24"/>
-        </w:rPr>
-      </w:pPr>
-      <w:r>
-        <w:rPr>
-          <w:rFonts w:ascii="Times New Roman" w:cs="Times New Roman" w:eastAsia="Times New Roman" w:hAnsi="Times New Roman"/>
-          <w:i w:val="1"/>
-          <w:color w:val="ff0000"/>
-          <w:sz w:val="24"/>
-          <w:szCs w:val="24"/>
-          <w:rtl w:val="0"/>
-        </w:rPr>
-        <w:t xml:space="preserve">Священик:</w:t>
-      </w:r>
-      <w:r>
-        <w:rPr>
-          <w:rFonts w:ascii="Times New Roman" w:cs="Times New Roman" w:eastAsia="Times New Roman" w:hAnsi="Times New Roman"/>
-          <w:color w:val="ff0000"/>
-          <w:sz w:val="24"/>
-          <w:szCs w:val="24"/>
-          <w:rtl w:val="0"/>
-        </w:rPr>
-        <w:t xml:space="preserve"> </w:t>
-      </w:r>
-      <w:r>
-        <w:rPr>
-          <w:rFonts w:ascii="Times New Roman" w:cs="Times New Roman" w:eastAsia="Times New Roman" w:hAnsi="Times New Roman"/>
-          <w:sz w:val="24"/>
-          <w:szCs w:val="24"/>
-          <w:rtl w:val="0"/>
-        </w:rPr>
-        <w:t xml:space="preserve">Христос, істинний Бог наш, молитвами пречистої своєї Матері, силою чесного і животворящого хреста, заступництвом чесних небесних сил безплотних, чесного і славного пророка, предтечі і христителя Йоана, святих, славних і всехвальних апостолів, святого отця нашого Миколая, архиєпископа Мирлікійського, чудотворця, святих, славних і переможних мучеників, преподобних і богоносних отців наших, святих і праведних богоотців Йоакима й Анни, і святого (</w:t>
-      </w:r>
-      <w:r>
-        <w:rPr>
-          <w:rFonts w:ascii="Times New Roman" w:cs="Times New Roman" w:eastAsia="Times New Roman" w:hAnsi="Times New Roman"/>
-          <w:i w:val="1"/>
-          <w:color w:val="ff0000"/>
-          <w:sz w:val="24"/>
-          <w:szCs w:val="24"/>
-          <w:rtl w:val="0"/>
-        </w:rPr>
-        <w:t xml:space="preserve">ім'я, якого є храм</w:t>
-      </w:r>
-      <w:r>
-        <w:rPr>
-          <w:rFonts w:ascii="Times New Roman" w:cs="Times New Roman" w:eastAsia="Times New Roman" w:hAnsi="Times New Roman"/>
-          <w:sz w:val="24"/>
-          <w:szCs w:val="24"/>
-          <w:rtl w:val="0"/>
-        </w:rPr>
-        <w:t xml:space="preserve">), і святого …, і всіх святих, помилує і спасе нас, як благий і чоловіколюбець.</w:t>
+      <w:r>
+        <w:rPr>
+          <w:rFonts w:ascii="Times New Roman" w:hAnsi="Times New Roman"/>
+          <w:sz w:val="24"/>
+        </w:rPr>
+        <w:t>Священик: Христос, істинний Бог наш, молитвами пречистої своєї Матері, силою чесного і животворного Хреста, заступництвом чесних небесних сил безтілесних, чесного, славного пророка, предтечі і христителя Йоана, святих, славних і всехвальних апостолів, святого отця нашого Миколая, архиєпископа мирлікійського, чудотворця, святих славних і переможних мучеників, преподобних і богоносних отців наших, святих і праведних богоотців Йоакима й Анни, святого, якого є храм, святого великомученика Теодора Тирона і всіх святих, помилує і спасе нас, як благий і чоловіколюбець.</w:t>
       </w:r>
     </w:p>
     <w:p>
